--- a/Models/2026-03_Depot-Legal-Constitution_Template.docx
+++ b/Models/2026-03_Depot-Legal-Constitution_Template.docx
@@ -101,23 +101,7 @@
           <w:b/>
           <w:i/>
         </w:rPr>
-        <w:t>{{</w:t>
-      </w:r>
-      <w:r>
-        <w:rPr>
-          <w:rFonts w:ascii="Aptos" w:hAnsi="Aptos"/>
-          <w:b/>
-          <w:i/>
-        </w:rPr>
-        <w:t>TRIBUNAL_COMPETENT</w:t>
-      </w:r>
-      <w:r>
-        <w:rPr>
-          <w:rFonts w:ascii="Aptos" w:hAnsi="Aptos"/>
-          <w:b/>
-          <w:i/>
-        </w:rPr>
-        <w:t>}}</w:t>
+        <w:t>{{ TRIBUNAL_COMPETENT }}</w:t>
       </w:r>
     </w:p>
     <w:p>
@@ -235,7 +219,7 @@
           <w:b/>
           <w:sz w:val="22"/>
         </w:rPr>
-        <w:t>{{FORME_JURIDIQUE}}</w:t>
+        <w:t>{{ FORME_JURIDIQUE }}</w:t>
       </w:r>
       <w:r>
         <w:rPr>
@@ -273,7 +257,7 @@
           <w:b/>
           <w:bCs/>
         </w:rPr>
-        <w:t>{{DENOMINATION_SOCIALE}}</w:t>
+        <w:t>{{ DENOMINATION_SOCIALE }}</w:t>
       </w:r>
       <w:r>
         <w:rPr>
@@ -357,7 +341,7 @@
           <w:rFonts w:ascii="Aptos" w:hAnsi="Aptos"/>
           <w:b/>
         </w:rPr>
-        <w:t xml:space="preserve">{{ADRESSE_SIEGE_SOCIAL}} </w:t>
+        <w:t xml:space="preserve">{{ ADRESSE_SIEGE_SOCIAL }} </w:t>
       </w:r>
       <w:r>
         <w:rPr>
@@ -566,7 +550,7 @@
                 <w:rFonts w:ascii="Aptos" w:hAnsi="Aptos"/>
                 <w:b/>
               </w:rPr>
-              <w:t>{{CIVILITE_ASSOCIE}} {{PRENOM_ASSOCIE}} {{NOM_ASSOCIE}}</w:t>
+              <w:t>{{ CIVILITE_ASSOCIE }} {{ PRENOM_ASSOCIE }} {{ NOM_ASSOCIE }}</w:t>
             </w:r>
             <w:r>
               <w:rPr>
@@ -2233,7 +2217,7 @@
           <w:rFonts w:ascii="Aptos" w:hAnsi="Aptos"/>
           <w:bCs/>
         </w:rPr>
-        <w:t>{{TRIBUNAL_COMPETENT}}</w:t>
+        <w:t>{{ TRIBUNAL_COMPETENT }}</w:t>
       </w:r>
       <w:r>
         <w:rPr>
